--- a/1 Разработка Web-приложений (Трубилов Николай Михайлович)/Лабораторные/Лабораторная_6/Соколов Д.А Ик-731 - ЛР6.docx
+++ b/1 Разработка Web-приложений (Трубилов Николай Михайлович)/Лабораторные/Лабораторная_6/Соколов Д.А Ик-731 - ЛР6.docx
@@ -837,9 +837,239 @@
                 <w:szCs w:val="16"/>
                 <w:lang w:eastAsia="ru-RU"/>
               </w:rPr>
-              <w:t>(</w:t>
+              <w:t>(подпись)                                       (фамилия, инициалы)</w:t>
             </w:r>
-            <w:proofErr w:type="gramStart"/>
+          </w:p>
+        </w:tc>
+      </w:tr>
+      <w:tr>
+        <w:tc>
+          <w:tcPr>
+            <w:tcW w:w="4803" w:type="dxa"/>
+          </w:tcPr>
+          <w:p>
+            <w:pPr>
+              <w:pStyle w:val="a3"/>
+              <w:spacing w:line="276" w:lineRule="auto"/>
+              <w:rPr>
+                <w:sz w:val="24"/>
+                <w:szCs w:val="24"/>
+              </w:rPr>
+            </w:pPr>
+          </w:p>
+        </w:tc>
+        <w:tc>
+          <w:tcPr>
+            <w:tcW w:w="443" w:type="dxa"/>
+          </w:tcPr>
+          <w:p>
+            <w:pPr>
+              <w:pStyle w:val="a3"/>
+              <w:spacing w:line="276" w:lineRule="auto"/>
+              <w:rPr>
+                <w:sz w:val="24"/>
+                <w:szCs w:val="24"/>
+              </w:rPr>
+            </w:pPr>
+          </w:p>
+        </w:tc>
+        <w:tc>
+          <w:tcPr>
+            <w:tcW w:w="5386" w:type="dxa"/>
+          </w:tcPr>
+          <w:p>
+            <w:pPr>
+              <w:pStyle w:val="a3"/>
+              <w:spacing w:line="276" w:lineRule="auto"/>
+              <w:rPr>
+                <w:sz w:val="24"/>
+                <w:szCs w:val="24"/>
+              </w:rPr>
+            </w:pPr>
+          </w:p>
+        </w:tc>
+      </w:tr>
+      <w:tr>
+        <w:tc>
+          <w:tcPr>
+            <w:tcW w:w="4803" w:type="dxa"/>
+          </w:tcPr>
+          <w:p>
+            <w:pPr>
+              <w:pStyle w:val="a3"/>
+              <w:spacing w:line="276" w:lineRule="auto"/>
+              <w:rPr>
+                <w:b/>
+                <w:bCs/>
+                <w:sz w:val="24"/>
+                <w:szCs w:val="24"/>
+                <w:u w:val="none"/>
+              </w:rPr>
+            </w:pPr>
+          </w:p>
+        </w:tc>
+        <w:tc>
+          <w:tcPr>
+            <w:tcW w:w="443" w:type="dxa"/>
+          </w:tcPr>
+          <w:p>
+            <w:pPr>
+              <w:pStyle w:val="a3"/>
+              <w:spacing w:line="276" w:lineRule="auto"/>
+              <w:rPr>
+                <w:sz w:val="24"/>
+                <w:szCs w:val="24"/>
+              </w:rPr>
+            </w:pPr>
+          </w:p>
+        </w:tc>
+        <w:tc>
+          <w:tcPr>
+            <w:tcW w:w="5386" w:type="dxa"/>
+            <w:hideMark/>
+          </w:tcPr>
+          <w:p>
+            <w:pPr>
+              <w:pStyle w:val="a3"/>
+              <w:spacing w:line="276" w:lineRule="auto"/>
+              <w:rPr>
+                <w:b/>
+                <w:bCs/>
+                <w:sz w:val="24"/>
+                <w:szCs w:val="24"/>
+                <w:u w:val="none"/>
+              </w:rPr>
+            </w:pPr>
+            <w:r>
+              <w:rPr>
+                <w:b/>
+                <w:bCs/>
+                <w:sz w:val="24"/>
+                <w:szCs w:val="24"/>
+                <w:u w:val="none"/>
+              </w:rPr>
+              <w:t xml:space="preserve">РУКОВОДИТЕЛЬ </w:t>
+            </w:r>
+          </w:p>
+        </w:tc>
+      </w:tr>
+      <w:tr>
+        <w:tc>
+          <w:tcPr>
+            <w:tcW w:w="4803" w:type="dxa"/>
+          </w:tcPr>
+          <w:p>
+            <w:pPr>
+              <w:pStyle w:val="a5"/>
+              <w:autoSpaceDE w:val="0"/>
+              <w:autoSpaceDN w:val="0"/>
+              <w:spacing w:line="276" w:lineRule="auto"/>
+              <w:rPr>
+                <w:rStyle w:val="FontStyle15"/>
+                <w:color w:val="auto"/>
+                <w:sz w:val="24"/>
+                <w:lang w:eastAsia="ru-RU"/>
+              </w:rPr>
+            </w:pPr>
+          </w:p>
+        </w:tc>
+        <w:tc>
+          <w:tcPr>
+            <w:tcW w:w="443" w:type="dxa"/>
+          </w:tcPr>
+          <w:p>
+            <w:pPr>
+              <w:pStyle w:val="a3"/>
+              <w:spacing w:line="276" w:lineRule="auto"/>
+            </w:pPr>
+          </w:p>
+        </w:tc>
+        <w:tc>
+          <w:tcPr>
+            <w:tcW w:w="5386" w:type="dxa"/>
+          </w:tcPr>
+          <w:p>
+            <w:pPr>
+              <w:pStyle w:val="a5"/>
+              <w:autoSpaceDE w:val="0"/>
+              <w:autoSpaceDN w:val="0"/>
+              <w:spacing w:line="276" w:lineRule="auto"/>
+              <w:rPr>
+                <w:rStyle w:val="FontStyle15"/>
+                <w:color w:val="auto"/>
+                <w:sz w:val="24"/>
+                <w:lang w:eastAsia="ru-RU"/>
+              </w:rPr>
+            </w:pPr>
+            <w:r>
+              <w:rPr>
+                <w:rStyle w:val="FontStyle15"/>
+                <w:color w:val="auto"/>
+                <w:sz w:val="24"/>
+                <w:lang w:eastAsia="ru-RU"/>
+              </w:rPr>
+              <w:t>_________________________________________</w:t>
+            </w:r>
+          </w:p>
+        </w:tc>
+      </w:tr>
+      <w:tr>
+        <w:tc>
+          <w:tcPr>
+            <w:tcW w:w="4803" w:type="dxa"/>
+          </w:tcPr>
+          <w:p>
+            <w:pPr>
+              <w:pStyle w:val="a5"/>
+              <w:autoSpaceDE w:val="0"/>
+              <w:autoSpaceDN w:val="0"/>
+              <w:spacing w:line="276" w:lineRule="auto"/>
+              <w:jc w:val="center"/>
+              <w:rPr>
+                <w:rStyle w:val="FontStyle15"/>
+                <w:color w:val="auto"/>
+                <w:sz w:val="16"/>
+                <w:szCs w:val="16"/>
+                <w:lang w:eastAsia="ru-RU"/>
+              </w:rPr>
+            </w:pPr>
+          </w:p>
+        </w:tc>
+        <w:tc>
+          <w:tcPr>
+            <w:tcW w:w="443" w:type="dxa"/>
+          </w:tcPr>
+          <w:p>
+            <w:pPr>
+              <w:pStyle w:val="a3"/>
+              <w:spacing w:line="276" w:lineRule="auto"/>
+              <w:rPr>
+                <w:sz w:val="24"/>
+                <w:szCs w:val="24"/>
+              </w:rPr>
+            </w:pPr>
+          </w:p>
+        </w:tc>
+        <w:tc>
+          <w:tcPr>
+            <w:tcW w:w="5386" w:type="dxa"/>
+            <w:hideMark/>
+          </w:tcPr>
+          <w:p>
+            <w:pPr>
+              <w:pStyle w:val="a5"/>
+              <w:autoSpaceDE w:val="0"/>
+              <w:autoSpaceDN w:val="0"/>
+              <w:spacing w:line="276" w:lineRule="auto"/>
+              <w:jc w:val="center"/>
+              <w:rPr>
+                <w:rStyle w:val="FontStyle15"/>
+                <w:color w:val="auto"/>
+                <w:sz w:val="16"/>
+                <w:szCs w:val="16"/>
+                <w:lang w:eastAsia="ru-RU"/>
+              </w:rPr>
+            </w:pPr>
             <w:r>
               <w:rPr>
                 <w:rFonts w:ascii="Times New Roman" w:hAnsi="Times New Roman"/>
@@ -850,9 +1080,199 @@
                 <w:szCs w:val="16"/>
                 <w:lang w:eastAsia="ru-RU"/>
               </w:rPr>
-              <w:t xml:space="preserve">подпись)   </w:t>
+              <w:t>(ученая степень, ученое звание)</w:t>
             </w:r>
-            <w:proofErr w:type="gramEnd"/>
+          </w:p>
+        </w:tc>
+      </w:tr>
+      <w:tr>
+        <w:tc>
+          <w:tcPr>
+            <w:tcW w:w="4803" w:type="dxa"/>
+          </w:tcPr>
+          <w:p>
+            <w:pPr>
+              <w:pStyle w:val="a5"/>
+              <w:autoSpaceDE w:val="0"/>
+              <w:autoSpaceDN w:val="0"/>
+              <w:spacing w:line="276" w:lineRule="auto"/>
+              <w:jc w:val="center"/>
+              <w:rPr>
+                <w:i/>
+                <w:iCs/>
+              </w:rPr>
+            </w:pPr>
+          </w:p>
+        </w:tc>
+        <w:tc>
+          <w:tcPr>
+            <w:tcW w:w="443" w:type="dxa"/>
+          </w:tcPr>
+          <w:p>
+            <w:pPr>
+              <w:pStyle w:val="a3"/>
+              <w:spacing w:line="276" w:lineRule="auto"/>
+              <w:rPr>
+                <w:sz w:val="24"/>
+                <w:szCs w:val="24"/>
+              </w:rPr>
+            </w:pPr>
+          </w:p>
+        </w:tc>
+        <w:tc>
+          <w:tcPr>
+            <w:tcW w:w="5386" w:type="dxa"/>
+            <w:hideMark/>
+          </w:tcPr>
+          <w:p>
+            <w:pPr>
+              <w:pStyle w:val="a5"/>
+              <w:autoSpaceDE w:val="0"/>
+              <w:autoSpaceDN w:val="0"/>
+              <w:spacing w:line="276" w:lineRule="auto"/>
+              <w:rPr>
+                <w:rStyle w:val="FontStyle15"/>
+                <w:color w:val="auto"/>
+                <w:sz w:val="24"/>
+                <w:lang w:eastAsia="ru-RU"/>
+              </w:rPr>
+            </w:pPr>
+            <w:r>
+              <w:rPr>
+                <w:rStyle w:val="FontStyle15"/>
+                <w:color w:val="auto"/>
+                <w:sz w:val="24"/>
+                <w:szCs w:val="24"/>
+                <w:lang w:eastAsia="ru-RU"/>
+              </w:rPr>
+              <w:t>оценка ____________________________________</w:t>
+            </w:r>
+          </w:p>
+        </w:tc>
+      </w:tr>
+      <w:tr>
+        <w:tc>
+          <w:tcPr>
+            <w:tcW w:w="4803" w:type="dxa"/>
+          </w:tcPr>
+          <w:p>
+            <w:pPr>
+              <w:pStyle w:val="a5"/>
+              <w:autoSpaceDE w:val="0"/>
+              <w:autoSpaceDN w:val="0"/>
+              <w:spacing w:line="276" w:lineRule="auto"/>
+              <w:jc w:val="center"/>
+              <w:rPr>
+                <w:i/>
+                <w:iCs/>
+                <w:sz w:val="16"/>
+                <w:szCs w:val="16"/>
+              </w:rPr>
+            </w:pPr>
+          </w:p>
+        </w:tc>
+        <w:tc>
+          <w:tcPr>
+            <w:tcW w:w="443" w:type="dxa"/>
+          </w:tcPr>
+          <w:p>
+            <w:pPr>
+              <w:pStyle w:val="a3"/>
+              <w:spacing w:line="276" w:lineRule="auto"/>
+              <w:rPr>
+                <w:sz w:val="24"/>
+                <w:szCs w:val="24"/>
+              </w:rPr>
+            </w:pPr>
+          </w:p>
+        </w:tc>
+        <w:tc>
+          <w:tcPr>
+            <w:tcW w:w="5386" w:type="dxa"/>
+            <w:hideMark/>
+          </w:tcPr>
+          <w:p>
+            <w:pPr>
+              <w:pStyle w:val="a5"/>
+              <w:autoSpaceDE w:val="0"/>
+              <w:autoSpaceDN w:val="0"/>
+              <w:spacing w:line="276" w:lineRule="auto"/>
+              <w:rPr>
+                <w:rStyle w:val="FontStyle15"/>
+                <w:color w:val="auto"/>
+                <w:sz w:val="24"/>
+                <w:lang w:eastAsia="ru-RU"/>
+              </w:rPr>
+            </w:pPr>
+            <w:r>
+              <w:rPr>
+                <w:rStyle w:val="FontStyle15"/>
+                <w:color w:val="auto"/>
+                <w:sz w:val="24"/>
+                <w:szCs w:val="24"/>
+                <w:lang w:eastAsia="ru-RU"/>
+              </w:rPr>
+              <w:t>«_____» __________________ 20____ г.</w:t>
+            </w:r>
+          </w:p>
+        </w:tc>
+      </w:tr>
+      <w:tr>
+        <w:tc>
+          <w:tcPr>
+            <w:tcW w:w="4803" w:type="dxa"/>
+          </w:tcPr>
+          <w:p>
+            <w:pPr>
+              <w:pStyle w:val="a5"/>
+              <w:autoSpaceDE w:val="0"/>
+              <w:autoSpaceDN w:val="0"/>
+              <w:spacing w:line="276" w:lineRule="auto"/>
+              <w:jc w:val="center"/>
+              <w:rPr>
+                <w:i/>
+                <w:iCs/>
+                <w:sz w:val="16"/>
+                <w:szCs w:val="16"/>
+              </w:rPr>
+            </w:pPr>
+          </w:p>
+        </w:tc>
+        <w:tc>
+          <w:tcPr>
+            <w:tcW w:w="443" w:type="dxa"/>
+          </w:tcPr>
+          <w:p>
+            <w:pPr>
+              <w:pStyle w:val="a3"/>
+              <w:spacing w:line="276" w:lineRule="auto"/>
+              <w:rPr>
+                <w:sz w:val="24"/>
+                <w:szCs w:val="24"/>
+              </w:rPr>
+            </w:pPr>
+          </w:p>
+        </w:tc>
+        <w:tc>
+          <w:tcPr>
+            <w:tcW w:w="5386" w:type="dxa"/>
+            <w:hideMark/>
+          </w:tcPr>
+          <w:p>
+            <w:pPr>
+              <w:pStyle w:val="a5"/>
+              <w:autoSpaceDE w:val="0"/>
+              <w:autoSpaceDN w:val="0"/>
+              <w:spacing w:line="276" w:lineRule="auto"/>
+              <w:jc w:val="center"/>
+              <w:rPr>
+                <w:rStyle w:val="FontStyle15"/>
+                <w:color w:val="auto"/>
+                <w:sz w:val="16"/>
+                <w:szCs w:val="16"/>
+                <w:lang w:eastAsia="ru-RU"/>
+              </w:rPr>
+            </w:pPr>
             <w:r>
               <w:rPr>
                 <w:rFonts w:ascii="Times New Roman" w:hAnsi="Times New Roman"/>
@@ -863,118 +1283,7 @@
                 <w:szCs w:val="16"/>
                 <w:lang w:eastAsia="ru-RU"/>
               </w:rPr>
-              <w:t xml:space="preserve">                                    (фамилия, инициалы)</w:t>
-            </w:r>
-          </w:p>
-        </w:tc>
-      </w:tr>
-      <w:tr>
-        <w:tc>
-          <w:tcPr>
-            <w:tcW w:w="4803" w:type="dxa"/>
-          </w:tcPr>
-          <w:p>
-            <w:pPr>
-              <w:pStyle w:val="a3"/>
-              <w:spacing w:line="276" w:lineRule="auto"/>
-              <w:rPr>
-                <w:sz w:val="24"/>
-                <w:szCs w:val="24"/>
-              </w:rPr>
-            </w:pPr>
-          </w:p>
-        </w:tc>
-        <w:tc>
-          <w:tcPr>
-            <w:tcW w:w="443" w:type="dxa"/>
-          </w:tcPr>
-          <w:p>
-            <w:pPr>
-              <w:pStyle w:val="a3"/>
-              <w:spacing w:line="276" w:lineRule="auto"/>
-              <w:rPr>
-                <w:sz w:val="24"/>
-                <w:szCs w:val="24"/>
-              </w:rPr>
-            </w:pPr>
-          </w:p>
-        </w:tc>
-        <w:tc>
-          <w:tcPr>
-            <w:tcW w:w="5386" w:type="dxa"/>
-          </w:tcPr>
-          <w:p>
-            <w:pPr>
-              <w:pStyle w:val="a3"/>
-              <w:spacing w:line="276" w:lineRule="auto"/>
-              <w:rPr>
-                <w:sz w:val="24"/>
-                <w:szCs w:val="24"/>
-              </w:rPr>
-            </w:pPr>
-          </w:p>
-        </w:tc>
-      </w:tr>
-      <w:tr>
-        <w:tc>
-          <w:tcPr>
-            <w:tcW w:w="4803" w:type="dxa"/>
-          </w:tcPr>
-          <w:p>
-            <w:pPr>
-              <w:pStyle w:val="a3"/>
-              <w:spacing w:line="276" w:lineRule="auto"/>
-              <w:rPr>
-                <w:b/>
-                <w:bCs/>
-                <w:sz w:val="24"/>
-                <w:szCs w:val="24"/>
-                <w:u w:val="none"/>
-              </w:rPr>
-            </w:pPr>
-          </w:p>
-        </w:tc>
-        <w:tc>
-          <w:tcPr>
-            <w:tcW w:w="443" w:type="dxa"/>
-          </w:tcPr>
-          <w:p>
-            <w:pPr>
-              <w:pStyle w:val="a3"/>
-              <w:spacing w:line="276" w:lineRule="auto"/>
-              <w:rPr>
-                <w:sz w:val="24"/>
-                <w:szCs w:val="24"/>
-              </w:rPr>
-            </w:pPr>
-          </w:p>
-        </w:tc>
-        <w:tc>
-          <w:tcPr>
-            <w:tcW w:w="5386" w:type="dxa"/>
-            <w:hideMark/>
-          </w:tcPr>
-          <w:p>
-            <w:pPr>
-              <w:pStyle w:val="a3"/>
-              <w:spacing w:line="276" w:lineRule="auto"/>
-              <w:rPr>
-                <w:b/>
-                <w:bCs/>
-                <w:sz w:val="24"/>
-                <w:szCs w:val="24"/>
-                <w:u w:val="none"/>
-              </w:rPr>
-            </w:pPr>
-            <w:r>
-              <w:rPr>
-                <w:b/>
-                <w:bCs/>
-                <w:sz w:val="24"/>
-                <w:szCs w:val="24"/>
-                <w:u w:val="none"/>
-              </w:rPr>
-              <w:t xml:space="preserve">РУКОВОДИТЕЛЬ </w:t>
+              <w:t>(дата защиты)</w:t>
             </w:r>
           </w:p>
         </w:tc>
@@ -994,6 +1303,7 @@
                 <w:rStyle w:val="FontStyle15"/>
                 <w:color w:val="auto"/>
                 <w:sz w:val="24"/>
+                <w:szCs w:val="24"/>
                 <w:lang w:eastAsia="ru-RU"/>
               </w:rPr>
             </w:pPr>
@@ -1013,6 +1323,7 @@
         <w:tc>
           <w:tcPr>
             <w:tcW w:w="5386" w:type="dxa"/>
+            <w:hideMark/>
           </w:tcPr>
           <w:p>
             <w:pPr>
@@ -1032,9 +1343,70 @@
                 <w:rStyle w:val="FontStyle15"/>
                 <w:color w:val="auto"/>
                 <w:sz w:val="24"/>
+                <w:szCs w:val="24"/>
                 <w:lang w:eastAsia="ru-RU"/>
               </w:rPr>
-              <w:t>_________________________________________</w:t>
+              <w:t xml:space="preserve">_____________                          </w:t>
+            </w:r>
+            <w:r>
+              <w:rPr>
+                <w:rStyle w:val="FontStyle15"/>
+                <w:color w:val="auto"/>
+                <w:sz w:val="24"/>
+                <w:szCs w:val="24"/>
+                <w:lang w:eastAsia="ru-RU"/>
+              </w:rPr>
+              <w:t>Трубилов</w:t>
+            </w:r>
+            <w:r>
+              <w:rPr>
+                <w:rStyle w:val="FontStyle15"/>
+                <w:color w:val="auto"/>
+                <w:sz w:val="24"/>
+                <w:szCs w:val="24"/>
+                <w:lang w:eastAsia="ru-RU"/>
+              </w:rPr>
+              <w:t xml:space="preserve"> </w:t>
+            </w:r>
+            <w:r>
+              <w:rPr>
+                <w:rStyle w:val="FontStyle15"/>
+                <w:color w:val="auto"/>
+                <w:sz w:val="24"/>
+                <w:szCs w:val="24"/>
+                <w:lang w:eastAsia="ru-RU"/>
+              </w:rPr>
+              <w:t>Н</w:t>
+            </w:r>
+            <w:r>
+              <w:rPr>
+                <w:rStyle w:val="FontStyle15"/>
+                <w:color w:val="auto"/>
+                <w:sz w:val="24"/>
+                <w:szCs w:val="24"/>
+                <w:lang w:eastAsia="ru-RU"/>
+              </w:rPr>
+              <w:t>.</w:t>
+            </w:r>
+            <w:r>
+              <w:rPr>
+                <w:rStyle w:val="FontStyle15"/>
+                <w:color w:val="auto"/>
+                <w:sz w:val="24"/>
+                <w:szCs w:val="24"/>
+                <w:lang w:eastAsia="ru-RU"/>
+              </w:rPr>
+              <w:t>М</w:t>
+            </w:r>
+            <w:r>
+              <w:rPr>
+                <w:rStyle w:val="FontStyle15"/>
+                <w:color w:val="auto"/>
+                <w:sz w:val="24"/>
+                <w:szCs w:val="24"/>
+                <w:lang w:eastAsia="ru-RU"/>
+              </w:rPr>
+              <w:t>.</w:t>
             </w:r>
           </w:p>
         </w:tc>
@@ -1106,433 +1478,7 @@
                 <w:szCs w:val="16"/>
                 <w:lang w:eastAsia="ru-RU"/>
               </w:rPr>
-              <w:t>(ученая степень, ученое звание)</w:t>
-            </w:r>
-          </w:p>
-        </w:tc>
-      </w:tr>
-      <w:tr>
-        <w:tc>
-          <w:tcPr>
-            <w:tcW w:w="4803" w:type="dxa"/>
-          </w:tcPr>
-          <w:p>
-            <w:pPr>
-              <w:pStyle w:val="a5"/>
-              <w:autoSpaceDE w:val="0"/>
-              <w:autoSpaceDN w:val="0"/>
-              <w:spacing w:line="276" w:lineRule="auto"/>
-              <w:jc w:val="center"/>
-              <w:rPr>
-                <w:i/>
-                <w:iCs/>
-              </w:rPr>
-            </w:pPr>
-          </w:p>
-        </w:tc>
-        <w:tc>
-          <w:tcPr>
-            <w:tcW w:w="443" w:type="dxa"/>
-          </w:tcPr>
-          <w:p>
-            <w:pPr>
-              <w:pStyle w:val="a3"/>
-              <w:spacing w:line="276" w:lineRule="auto"/>
-              <w:rPr>
-                <w:sz w:val="24"/>
-                <w:szCs w:val="24"/>
-              </w:rPr>
-            </w:pPr>
-          </w:p>
-        </w:tc>
-        <w:tc>
-          <w:tcPr>
-            <w:tcW w:w="5386" w:type="dxa"/>
-            <w:hideMark/>
-          </w:tcPr>
-          <w:p>
-            <w:pPr>
-              <w:pStyle w:val="a5"/>
-              <w:autoSpaceDE w:val="0"/>
-              <w:autoSpaceDN w:val="0"/>
-              <w:spacing w:line="276" w:lineRule="auto"/>
-              <w:rPr>
-                <w:rStyle w:val="FontStyle15"/>
-                <w:color w:val="auto"/>
-                <w:sz w:val="24"/>
-                <w:lang w:eastAsia="ru-RU"/>
-              </w:rPr>
-            </w:pPr>
-            <w:r>
-              <w:rPr>
-                <w:rStyle w:val="FontStyle15"/>
-                <w:color w:val="auto"/>
-                <w:sz w:val="24"/>
-                <w:szCs w:val="24"/>
-                <w:lang w:eastAsia="ru-RU"/>
-              </w:rPr>
-              <w:t>оценка ____________________________________</w:t>
-            </w:r>
-          </w:p>
-        </w:tc>
-      </w:tr>
-      <w:tr>
-        <w:tc>
-          <w:tcPr>
-            <w:tcW w:w="4803" w:type="dxa"/>
-          </w:tcPr>
-          <w:p>
-            <w:pPr>
-              <w:pStyle w:val="a5"/>
-              <w:autoSpaceDE w:val="0"/>
-              <w:autoSpaceDN w:val="0"/>
-              <w:spacing w:line="276" w:lineRule="auto"/>
-              <w:jc w:val="center"/>
-              <w:rPr>
-                <w:i/>
-                <w:iCs/>
-                <w:sz w:val="16"/>
-                <w:szCs w:val="16"/>
-              </w:rPr>
-            </w:pPr>
-          </w:p>
-        </w:tc>
-        <w:tc>
-          <w:tcPr>
-            <w:tcW w:w="443" w:type="dxa"/>
-          </w:tcPr>
-          <w:p>
-            <w:pPr>
-              <w:pStyle w:val="a3"/>
-              <w:spacing w:line="276" w:lineRule="auto"/>
-              <w:rPr>
-                <w:sz w:val="24"/>
-                <w:szCs w:val="24"/>
-              </w:rPr>
-            </w:pPr>
-          </w:p>
-        </w:tc>
-        <w:tc>
-          <w:tcPr>
-            <w:tcW w:w="5386" w:type="dxa"/>
-            <w:hideMark/>
-          </w:tcPr>
-          <w:p>
-            <w:pPr>
-              <w:pStyle w:val="a5"/>
-              <w:autoSpaceDE w:val="0"/>
-              <w:autoSpaceDN w:val="0"/>
-              <w:spacing w:line="276" w:lineRule="auto"/>
-              <w:rPr>
-                <w:rStyle w:val="FontStyle15"/>
-                <w:color w:val="auto"/>
-                <w:sz w:val="24"/>
-                <w:lang w:eastAsia="ru-RU"/>
-              </w:rPr>
-            </w:pPr>
-            <w:r>
-              <w:rPr>
-                <w:rStyle w:val="FontStyle15"/>
-                <w:color w:val="auto"/>
-                <w:sz w:val="24"/>
-                <w:szCs w:val="24"/>
-                <w:lang w:eastAsia="ru-RU"/>
-              </w:rPr>
-              <w:t>«_____» __________________ 20____ г.</w:t>
-            </w:r>
-          </w:p>
-        </w:tc>
-      </w:tr>
-      <w:tr>
-        <w:tc>
-          <w:tcPr>
-            <w:tcW w:w="4803" w:type="dxa"/>
-          </w:tcPr>
-          <w:p>
-            <w:pPr>
-              <w:pStyle w:val="a5"/>
-              <w:autoSpaceDE w:val="0"/>
-              <w:autoSpaceDN w:val="0"/>
-              <w:spacing w:line="276" w:lineRule="auto"/>
-              <w:jc w:val="center"/>
-              <w:rPr>
-                <w:i/>
-                <w:iCs/>
-                <w:sz w:val="16"/>
-                <w:szCs w:val="16"/>
-              </w:rPr>
-            </w:pPr>
-          </w:p>
-        </w:tc>
-        <w:tc>
-          <w:tcPr>
-            <w:tcW w:w="443" w:type="dxa"/>
-          </w:tcPr>
-          <w:p>
-            <w:pPr>
-              <w:pStyle w:val="a3"/>
-              <w:spacing w:line="276" w:lineRule="auto"/>
-              <w:rPr>
-                <w:sz w:val="24"/>
-                <w:szCs w:val="24"/>
-              </w:rPr>
-            </w:pPr>
-          </w:p>
-        </w:tc>
-        <w:tc>
-          <w:tcPr>
-            <w:tcW w:w="5386" w:type="dxa"/>
-            <w:hideMark/>
-          </w:tcPr>
-          <w:p>
-            <w:pPr>
-              <w:pStyle w:val="a5"/>
-              <w:autoSpaceDE w:val="0"/>
-              <w:autoSpaceDN w:val="0"/>
-              <w:spacing w:line="276" w:lineRule="auto"/>
-              <w:jc w:val="center"/>
-              <w:rPr>
-                <w:rStyle w:val="FontStyle15"/>
-                <w:color w:val="auto"/>
-                <w:sz w:val="16"/>
-                <w:szCs w:val="16"/>
-                <w:lang w:eastAsia="ru-RU"/>
-              </w:rPr>
-            </w:pPr>
-            <w:r>
-              <w:rPr>
-                <w:rFonts w:ascii="Times New Roman" w:hAnsi="Times New Roman"/>
-                <w:i/>
-                <w:iCs/>
-                <w:color w:val="auto"/>
-                <w:sz w:val="16"/>
-                <w:szCs w:val="16"/>
-                <w:lang w:eastAsia="ru-RU"/>
-              </w:rPr>
-              <w:t>(дата защиты)</w:t>
-            </w:r>
-          </w:p>
-        </w:tc>
-      </w:tr>
-      <w:tr>
-        <w:tc>
-          <w:tcPr>
-            <w:tcW w:w="4803" w:type="dxa"/>
-          </w:tcPr>
-          <w:p>
-            <w:pPr>
-              <w:pStyle w:val="a5"/>
-              <w:autoSpaceDE w:val="0"/>
-              <w:autoSpaceDN w:val="0"/>
-              <w:spacing w:line="276" w:lineRule="auto"/>
-              <w:rPr>
-                <w:rStyle w:val="FontStyle15"/>
-                <w:color w:val="auto"/>
-                <w:sz w:val="24"/>
-                <w:szCs w:val="24"/>
-                <w:lang w:eastAsia="ru-RU"/>
-              </w:rPr>
-            </w:pPr>
-          </w:p>
-        </w:tc>
-        <w:tc>
-          <w:tcPr>
-            <w:tcW w:w="443" w:type="dxa"/>
-          </w:tcPr>
-          <w:p>
-            <w:pPr>
-              <w:pStyle w:val="a3"/>
-              <w:spacing w:line="276" w:lineRule="auto"/>
-            </w:pPr>
-          </w:p>
-        </w:tc>
-        <w:tc>
-          <w:tcPr>
-            <w:tcW w:w="5386" w:type="dxa"/>
-            <w:hideMark/>
-          </w:tcPr>
-          <w:p>
-            <w:pPr>
-              <w:pStyle w:val="a5"/>
-              <w:autoSpaceDE w:val="0"/>
-              <w:autoSpaceDN w:val="0"/>
-              <w:spacing w:line="276" w:lineRule="auto"/>
-              <w:rPr>
-                <w:rStyle w:val="FontStyle15"/>
-                <w:color w:val="auto"/>
-                <w:sz w:val="24"/>
-                <w:lang w:eastAsia="ru-RU"/>
-              </w:rPr>
-            </w:pPr>
-            <w:r>
-              <w:rPr>
-                <w:rStyle w:val="FontStyle15"/>
-                <w:color w:val="auto"/>
-                <w:sz w:val="24"/>
-                <w:szCs w:val="24"/>
-                <w:lang w:eastAsia="ru-RU"/>
-              </w:rPr>
-              <w:t xml:space="preserve">_____________                          </w:t>
-            </w:r>
-            <w:proofErr w:type="spellStart"/>
-            <w:r>
-              <w:rPr>
-                <w:rStyle w:val="FontStyle15"/>
-                <w:color w:val="auto"/>
-                <w:sz w:val="24"/>
-                <w:szCs w:val="24"/>
-                <w:lang w:eastAsia="ru-RU"/>
-              </w:rPr>
-              <w:t>Трубилов</w:t>
-            </w:r>
-            <w:proofErr w:type="spellEnd"/>
-            <w:r>
-              <w:rPr>
-                <w:rStyle w:val="FontStyle15"/>
-                <w:color w:val="auto"/>
-                <w:sz w:val="24"/>
-                <w:szCs w:val="24"/>
-                <w:lang w:eastAsia="ru-RU"/>
-              </w:rPr>
-              <w:t xml:space="preserve"> </w:t>
-            </w:r>
-            <w:r>
-              <w:rPr>
-                <w:rStyle w:val="FontStyle15"/>
-                <w:color w:val="auto"/>
-                <w:sz w:val="24"/>
-                <w:szCs w:val="24"/>
-                <w:lang w:eastAsia="ru-RU"/>
-              </w:rPr>
-              <w:t>Н</w:t>
-            </w:r>
-            <w:r>
-              <w:rPr>
-                <w:rStyle w:val="FontStyle15"/>
-                <w:color w:val="auto"/>
-                <w:sz w:val="24"/>
-                <w:szCs w:val="24"/>
-                <w:lang w:eastAsia="ru-RU"/>
-              </w:rPr>
-              <w:t>.</w:t>
-            </w:r>
-            <w:r>
-              <w:rPr>
-                <w:rStyle w:val="FontStyle15"/>
-                <w:color w:val="auto"/>
-                <w:sz w:val="24"/>
-                <w:szCs w:val="24"/>
-                <w:lang w:eastAsia="ru-RU"/>
-              </w:rPr>
-              <w:t>М</w:t>
-            </w:r>
-            <w:r>
-              <w:rPr>
-                <w:rStyle w:val="FontStyle15"/>
-                <w:color w:val="auto"/>
-                <w:sz w:val="24"/>
-                <w:szCs w:val="24"/>
-                <w:lang w:eastAsia="ru-RU"/>
-              </w:rPr>
-              <w:t>.</w:t>
-            </w:r>
-          </w:p>
-        </w:tc>
-      </w:tr>
-      <w:tr>
-        <w:tc>
-          <w:tcPr>
-            <w:tcW w:w="4803" w:type="dxa"/>
-          </w:tcPr>
-          <w:p>
-            <w:pPr>
-              <w:pStyle w:val="a5"/>
-              <w:autoSpaceDE w:val="0"/>
-              <w:autoSpaceDN w:val="0"/>
-              <w:spacing w:line="276" w:lineRule="auto"/>
-              <w:jc w:val="center"/>
-              <w:rPr>
-                <w:rStyle w:val="FontStyle15"/>
-                <w:color w:val="auto"/>
-                <w:sz w:val="16"/>
-                <w:szCs w:val="16"/>
-                <w:lang w:eastAsia="ru-RU"/>
-              </w:rPr>
-            </w:pPr>
-          </w:p>
-        </w:tc>
-        <w:tc>
-          <w:tcPr>
-            <w:tcW w:w="443" w:type="dxa"/>
-          </w:tcPr>
-          <w:p>
-            <w:pPr>
-              <w:pStyle w:val="a3"/>
-              <w:spacing w:line="276" w:lineRule="auto"/>
-              <w:rPr>
-                <w:sz w:val="24"/>
-                <w:szCs w:val="24"/>
-              </w:rPr>
-            </w:pPr>
-          </w:p>
-        </w:tc>
-        <w:tc>
-          <w:tcPr>
-            <w:tcW w:w="5386" w:type="dxa"/>
-            <w:hideMark/>
-          </w:tcPr>
-          <w:p>
-            <w:pPr>
-              <w:pStyle w:val="a5"/>
-              <w:autoSpaceDE w:val="0"/>
-              <w:autoSpaceDN w:val="0"/>
-              <w:spacing w:line="276" w:lineRule="auto"/>
-              <w:jc w:val="center"/>
-              <w:rPr>
-                <w:rStyle w:val="FontStyle15"/>
-                <w:color w:val="auto"/>
-                <w:sz w:val="16"/>
-                <w:szCs w:val="16"/>
-                <w:lang w:eastAsia="ru-RU"/>
-              </w:rPr>
-            </w:pPr>
-            <w:r>
-              <w:rPr>
-                <w:rFonts w:ascii="Times New Roman" w:hAnsi="Times New Roman"/>
-                <w:i/>
-                <w:iCs/>
-                <w:color w:val="auto"/>
-                <w:sz w:val="16"/>
-                <w:szCs w:val="16"/>
-                <w:lang w:eastAsia="ru-RU"/>
-              </w:rPr>
-              <w:t>(</w:t>
-            </w:r>
-            <w:proofErr w:type="gramStart"/>
-            <w:r>
-              <w:rPr>
-                <w:rFonts w:ascii="Times New Roman" w:hAnsi="Times New Roman"/>
-                <w:i/>
-                <w:iCs/>
-                <w:color w:val="auto"/>
-                <w:sz w:val="16"/>
-                <w:szCs w:val="16"/>
-                <w:lang w:eastAsia="ru-RU"/>
-              </w:rPr>
-              <w:t xml:space="preserve">подпись)   </w:t>
-            </w:r>
-            <w:proofErr w:type="gramEnd"/>
-            <w:r>
-              <w:rPr>
-                <w:rFonts w:ascii="Times New Roman" w:hAnsi="Times New Roman"/>
-                <w:i/>
-                <w:iCs/>
-                <w:color w:val="auto"/>
-                <w:sz w:val="16"/>
-                <w:szCs w:val="16"/>
-                <w:lang w:eastAsia="ru-RU"/>
-              </w:rPr>
-              <w:t xml:space="preserve">                                   (фамилия, инициалы)</w:t>
+              <w:t>(подпись)                                      (фамилия, инициалы)</w:t>
             </w:r>
           </w:p>
         </w:tc>
@@ -1743,8 +1689,6 @@
           <w:szCs w:val="28"/>
         </w:rPr>
       </w:pPr>
-      <w:proofErr w:type="spellStart"/>
-      <w:proofErr w:type="gramStart"/>
       <w:r>
         <w:rPr>
           <w:b/>
@@ -1754,8 +1698,6 @@
         </w:rPr>
         <w:t>books.json</w:t>
       </w:r>
-      <w:proofErr w:type="spellEnd"/>
-      <w:proofErr w:type="gramEnd"/>
       <w:r>
         <w:rPr>
           <w:sz w:val="28"/>
@@ -1774,8 +1716,6 @@
           <w:szCs w:val="28"/>
         </w:rPr>
       </w:pPr>
-      <w:proofErr w:type="spellStart"/>
-      <w:proofErr w:type="gramStart"/>
       <w:r>
         <w:rPr>
           <w:b/>
@@ -1785,8 +1725,6 @@
         </w:rPr>
         <w:t>users.json</w:t>
       </w:r>
-      <w:proofErr w:type="spellEnd"/>
-      <w:proofErr w:type="gramEnd"/>
       <w:r>
         <w:rPr>
           <w:sz w:val="28"/>
@@ -1812,17 +1750,6 @@
         </w:rPr>
         <w:t>Каждая книга содержит следующие данные: название, автор, жанр, год издания, формат файла, издательство, ISBN, имя файла и описание.</w:t>
       </w:r>
-    </w:p>
-    <w:p>
-      <w:pPr>
-        <w:spacing w:line="360" w:lineRule="auto"/>
-        <w:ind w:firstLine="425"/>
-        <w:jc w:val="both"/>
-        <w:rPr>
-          <w:sz w:val="28"/>
-          <w:szCs w:val="28"/>
-        </w:rPr>
-      </w:pPr>
     </w:p>
     <w:p>
       <w:pPr>
@@ -1901,7 +1828,21 @@
           <w:sz w:val="28"/>
           <w:szCs w:val="28"/>
         </w:rPr>
-        <w:t>поиск по названию, автору, ISBN, жанру, формату и описанию;</w:t>
+        <w:t>поиск по названию, автору</w:t>
+      </w:r>
+      <w:r>
+        <w:rPr>
+          <w:sz w:val="28"/>
+          <w:szCs w:val="28"/>
+        </w:rPr>
+        <w:t xml:space="preserve"> </w:t>
+      </w:r>
+      <w:r>
+        <w:rPr>
+          <w:sz w:val="28"/>
+          <w:szCs w:val="28"/>
+        </w:rPr>
+        <w:t>и описанию;</w:t>
       </w:r>
     </w:p>
     <w:p>
@@ -1972,28 +1913,6 @@
     </w:p>
     <w:p>
       <w:pPr>
-        <w:pStyle w:val="a7"/>
-        <w:numPr>
-          <w:ilvl w:val="0"/>
-          <w:numId w:val="2"/>
-        </w:numPr>
-        <w:spacing w:line="360" w:lineRule="auto"/>
-        <w:jc w:val="both"/>
-        <w:rPr>
-          <w:sz w:val="28"/>
-          <w:szCs w:val="28"/>
-        </w:rPr>
-      </w:pPr>
-      <w:r>
-        <w:rPr>
-          <w:sz w:val="28"/>
-          <w:szCs w:val="28"/>
-        </w:rPr>
-        <w:t>просмотр подробной карточки книги.</w:t>
-      </w:r>
-    </w:p>
-    <w:p>
-      <w:pPr>
         <w:spacing w:line="360" w:lineRule="auto"/>
         <w:ind w:firstLine="425"/>
         <w:jc w:val="both"/>
@@ -2042,298 +1961,232 @@
           <w:bCs/>
           <w:sz w:val="28"/>
           <w:szCs w:val="28"/>
-        </w:rPr>
-      </w:pPr>
-      <w:r>
+          <w:lang w:val="en-US"/>
+        </w:rPr>
+      </w:pPr>
+    </w:p>
+    <w:p>
+      <w:pPr>
+        <w:spacing w:line="360" w:lineRule="auto"/>
+        <w:ind w:firstLine="425"/>
+        <w:jc w:val="both"/>
         <w:rPr>
           <w:b/>
           <w:bCs/>
           <w:sz w:val="28"/>
           <w:szCs w:val="28"/>
         </w:rPr>
-        <w:t>Что было сделано</w:t>
-      </w:r>
-    </w:p>
-    <w:p>
-      <w:pPr>
-        <w:spacing w:line="360" w:lineRule="auto"/>
-        <w:ind w:firstLine="425"/>
-        <w:jc w:val="both"/>
-        <w:rPr>
-          <w:sz w:val="28"/>
-          <w:szCs w:val="28"/>
-        </w:rPr>
-      </w:pPr>
-      <w:r>
-        <w:rPr>
-          <w:sz w:val="28"/>
-          <w:szCs w:val="28"/>
-        </w:rPr>
-        <w:t>В ходе лабораторной работы были реализованы следующие страницы и модули:</w:t>
-      </w:r>
-    </w:p>
-    <w:p>
-      <w:pPr>
-        <w:spacing w:line="360" w:lineRule="auto"/>
-        <w:ind w:firstLine="425"/>
-        <w:jc w:val="both"/>
-        <w:rPr>
-          <w:sz w:val="28"/>
-          <w:szCs w:val="28"/>
-        </w:rPr>
-      </w:pPr>
-      <w:proofErr w:type="spellStart"/>
-      <w:r>
-        <w:rPr>
-          <w:sz w:val="28"/>
-          <w:szCs w:val="28"/>
-        </w:rPr>
-        <w:t>index.php</w:t>
-      </w:r>
-      <w:proofErr w:type="spellEnd"/>
-      <w:r>
-        <w:rPr>
-          <w:sz w:val="28"/>
-          <w:szCs w:val="28"/>
-        </w:rPr>
-        <w:t xml:space="preserve"> — начальная точка входа в приложение;</w:t>
-      </w:r>
-    </w:p>
-    <w:p>
-      <w:pPr>
-        <w:spacing w:line="360" w:lineRule="auto"/>
-        <w:ind w:firstLine="425"/>
-        <w:jc w:val="both"/>
-        <w:rPr>
-          <w:sz w:val="28"/>
-          <w:szCs w:val="28"/>
-        </w:rPr>
-      </w:pPr>
-      <w:proofErr w:type="spellStart"/>
-      <w:r>
-        <w:rPr>
-          <w:sz w:val="28"/>
-          <w:szCs w:val="28"/>
-        </w:rPr>
-        <w:t>login.php</w:t>
-      </w:r>
-      <w:proofErr w:type="spellEnd"/>
-      <w:r>
-        <w:rPr>
-          <w:sz w:val="28"/>
-          <w:szCs w:val="28"/>
-        </w:rPr>
-        <w:t xml:space="preserve"> — форма авторизации;</w:t>
-      </w:r>
-    </w:p>
-    <w:p>
-      <w:pPr>
-        <w:spacing w:line="360" w:lineRule="auto"/>
-        <w:ind w:firstLine="425"/>
-        <w:jc w:val="both"/>
-        <w:rPr>
-          <w:sz w:val="28"/>
-          <w:szCs w:val="28"/>
-        </w:rPr>
-      </w:pPr>
-      <w:proofErr w:type="spellStart"/>
-      <w:r>
-        <w:rPr>
-          <w:sz w:val="28"/>
-          <w:szCs w:val="28"/>
-        </w:rPr>
-        <w:t>register.php</w:t>
-      </w:r>
-      <w:proofErr w:type="spellEnd"/>
-      <w:r>
-        <w:rPr>
-          <w:sz w:val="28"/>
-          <w:szCs w:val="28"/>
-        </w:rPr>
-        <w:t xml:space="preserve"> — форма регистрации нового пользователя;</w:t>
-      </w:r>
-    </w:p>
-    <w:p>
-      <w:pPr>
-        <w:spacing w:line="360" w:lineRule="auto"/>
-        <w:ind w:firstLine="425"/>
-        <w:jc w:val="both"/>
-        <w:rPr>
-          <w:sz w:val="28"/>
-          <w:szCs w:val="28"/>
-        </w:rPr>
-      </w:pPr>
-      <w:proofErr w:type="spellStart"/>
-      <w:r>
-        <w:rPr>
-          <w:sz w:val="28"/>
-          <w:szCs w:val="28"/>
-        </w:rPr>
-        <w:t>books.php</w:t>
-      </w:r>
-      <w:proofErr w:type="spellEnd"/>
-      <w:r>
-        <w:rPr>
-          <w:sz w:val="28"/>
-          <w:szCs w:val="28"/>
-        </w:rPr>
-        <w:t xml:space="preserve"> — основной каталог книг;</w:t>
-      </w:r>
-    </w:p>
-    <w:p>
-      <w:pPr>
-        <w:spacing w:line="360" w:lineRule="auto"/>
-        <w:ind w:firstLine="425"/>
-        <w:jc w:val="both"/>
-        <w:rPr>
-          <w:sz w:val="28"/>
-          <w:szCs w:val="28"/>
-        </w:rPr>
-      </w:pPr>
-      <w:proofErr w:type="spellStart"/>
-      <w:r>
-        <w:rPr>
-          <w:sz w:val="28"/>
-          <w:szCs w:val="28"/>
-        </w:rPr>
-        <w:t>book.php</w:t>
-      </w:r>
-      <w:proofErr w:type="spellEnd"/>
-      <w:r>
-        <w:rPr>
-          <w:sz w:val="28"/>
-          <w:szCs w:val="28"/>
-        </w:rPr>
-        <w:t xml:space="preserve"> — страница подробной информации о книге;</w:t>
-      </w:r>
-    </w:p>
-    <w:p>
-      <w:pPr>
-        <w:spacing w:line="360" w:lineRule="auto"/>
-        <w:ind w:firstLine="425"/>
-        <w:jc w:val="both"/>
-        <w:rPr>
-          <w:sz w:val="28"/>
-          <w:szCs w:val="28"/>
-        </w:rPr>
-      </w:pPr>
-      <w:proofErr w:type="spellStart"/>
-      <w:r>
-        <w:rPr>
-          <w:sz w:val="28"/>
-          <w:szCs w:val="28"/>
-        </w:rPr>
-        <w:t>book_form.php</w:t>
-      </w:r>
-      <w:proofErr w:type="spellEnd"/>
-      <w:r>
-        <w:rPr>
-          <w:sz w:val="28"/>
-          <w:szCs w:val="28"/>
-        </w:rPr>
-        <w:t xml:space="preserve"> — форма добавления и редактирования книги;</w:t>
-      </w:r>
-    </w:p>
-    <w:p>
-      <w:pPr>
-        <w:spacing w:line="360" w:lineRule="auto"/>
-        <w:ind w:firstLine="425"/>
-        <w:jc w:val="both"/>
-        <w:rPr>
-          <w:sz w:val="28"/>
-          <w:szCs w:val="28"/>
-        </w:rPr>
-      </w:pPr>
-      <w:proofErr w:type="spellStart"/>
-      <w:r>
-        <w:rPr>
-          <w:sz w:val="28"/>
-          <w:szCs w:val="28"/>
-        </w:rPr>
-        <w:t>delete_book.php</w:t>
-      </w:r>
-      <w:proofErr w:type="spellEnd"/>
-      <w:r>
-        <w:rPr>
-          <w:sz w:val="28"/>
-          <w:szCs w:val="28"/>
-        </w:rPr>
-        <w:t xml:space="preserve"> — обработчик удаления книги;</w:t>
-      </w:r>
-    </w:p>
-    <w:p>
-      <w:pPr>
-        <w:spacing w:line="360" w:lineRule="auto"/>
-        <w:ind w:firstLine="425"/>
-        <w:jc w:val="both"/>
-        <w:rPr>
-          <w:sz w:val="28"/>
-          <w:szCs w:val="28"/>
-        </w:rPr>
-      </w:pPr>
-      <w:proofErr w:type="spellStart"/>
-      <w:r>
-        <w:rPr>
-          <w:sz w:val="28"/>
-          <w:szCs w:val="28"/>
-        </w:rPr>
-        <w:t>users.php</w:t>
-      </w:r>
-      <w:proofErr w:type="spellEnd"/>
-      <w:r>
-        <w:rPr>
-          <w:sz w:val="28"/>
-          <w:szCs w:val="28"/>
-        </w:rPr>
-        <w:t xml:space="preserve"> — страница управления пользователями;</w:t>
-      </w:r>
-    </w:p>
-    <w:p>
-      <w:pPr>
-        <w:spacing w:line="360" w:lineRule="auto"/>
-        <w:ind w:firstLine="425"/>
-        <w:jc w:val="both"/>
-        <w:rPr>
-          <w:sz w:val="28"/>
-          <w:szCs w:val="28"/>
-        </w:rPr>
-      </w:pPr>
-      <w:proofErr w:type="spellStart"/>
-      <w:r>
-        <w:rPr>
-          <w:sz w:val="28"/>
-          <w:szCs w:val="28"/>
-        </w:rPr>
-        <w:t>logout.php</w:t>
-      </w:r>
-      <w:proofErr w:type="spellEnd"/>
-      <w:r>
-        <w:rPr>
-          <w:sz w:val="28"/>
-          <w:szCs w:val="28"/>
-        </w:rPr>
-        <w:t xml:space="preserve"> — выход из системы.</w:t>
-      </w:r>
-    </w:p>
-    <w:p>
-      <w:pPr>
-        <w:spacing w:line="360" w:lineRule="auto"/>
-        <w:ind w:firstLine="425"/>
-        <w:jc w:val="both"/>
+      </w:pPr>
+      <w:r>
         <w:rPr>
           <w:b/>
           <w:bCs/>
           <w:sz w:val="28"/>
           <w:szCs w:val="28"/>
         </w:rPr>
-      </w:pPr>
-      <w:r>
+        <w:lastRenderedPageBreak/>
+        <w:t>Что было сделано</w:t>
+      </w:r>
+    </w:p>
+    <w:p>
+      <w:pPr>
+        <w:spacing w:line="360" w:lineRule="auto"/>
+        <w:ind w:firstLine="425"/>
+        <w:jc w:val="both"/>
+        <w:rPr>
+          <w:sz w:val="28"/>
+          <w:szCs w:val="28"/>
+        </w:rPr>
+      </w:pPr>
+      <w:r>
+        <w:rPr>
+          <w:sz w:val="28"/>
+          <w:szCs w:val="28"/>
+        </w:rPr>
+        <w:t>В ходе лабораторной работы были реализованы следующие страницы и модули:</w:t>
+      </w:r>
+    </w:p>
+    <w:p>
+      <w:pPr>
+        <w:spacing w:line="360" w:lineRule="auto"/>
+        <w:ind w:firstLine="425"/>
+        <w:jc w:val="both"/>
+        <w:rPr>
+          <w:sz w:val="28"/>
+          <w:szCs w:val="28"/>
+        </w:rPr>
+      </w:pPr>
+      <w:r>
+        <w:rPr>
+          <w:sz w:val="28"/>
+          <w:szCs w:val="28"/>
+        </w:rPr>
+        <w:t>index.php — начальная точка входа в приложение;</w:t>
+      </w:r>
+    </w:p>
+    <w:p>
+      <w:pPr>
+        <w:spacing w:line="360" w:lineRule="auto"/>
+        <w:ind w:firstLine="425"/>
+        <w:jc w:val="both"/>
+        <w:rPr>
+          <w:sz w:val="28"/>
+          <w:szCs w:val="28"/>
+        </w:rPr>
+      </w:pPr>
+      <w:r>
+        <w:rPr>
+          <w:sz w:val="28"/>
+          <w:szCs w:val="28"/>
+        </w:rPr>
+        <w:t>login.php — форма авторизации;</w:t>
+      </w:r>
+    </w:p>
+    <w:p>
+      <w:pPr>
+        <w:spacing w:line="360" w:lineRule="auto"/>
+        <w:ind w:firstLine="425"/>
+        <w:jc w:val="both"/>
+        <w:rPr>
+          <w:sz w:val="28"/>
+          <w:szCs w:val="28"/>
+        </w:rPr>
+      </w:pPr>
+      <w:r>
+        <w:rPr>
+          <w:sz w:val="28"/>
+          <w:szCs w:val="28"/>
+        </w:rPr>
+        <w:t>register.php — форма регистрации нового пользователя;</w:t>
+      </w:r>
+    </w:p>
+    <w:p>
+      <w:pPr>
+        <w:spacing w:line="360" w:lineRule="auto"/>
+        <w:ind w:firstLine="425"/>
+        <w:jc w:val="both"/>
+        <w:rPr>
+          <w:sz w:val="28"/>
+          <w:szCs w:val="28"/>
+        </w:rPr>
+      </w:pPr>
+      <w:r>
+        <w:rPr>
+          <w:sz w:val="28"/>
+          <w:szCs w:val="28"/>
+        </w:rPr>
+        <w:t>books.php — основной каталог книг;</w:t>
+      </w:r>
+    </w:p>
+    <w:p>
+      <w:pPr>
+        <w:spacing w:line="360" w:lineRule="auto"/>
+        <w:ind w:firstLine="425"/>
+        <w:jc w:val="both"/>
+        <w:rPr>
+          <w:sz w:val="28"/>
+          <w:szCs w:val="28"/>
+        </w:rPr>
+      </w:pPr>
+      <w:r>
+        <w:rPr>
+          <w:sz w:val="28"/>
+          <w:szCs w:val="28"/>
+        </w:rPr>
+        <w:t>book.php — страница подробной информации о книге;</w:t>
+      </w:r>
+    </w:p>
+    <w:p>
+      <w:pPr>
+        <w:spacing w:line="360" w:lineRule="auto"/>
+        <w:ind w:firstLine="425"/>
+        <w:jc w:val="both"/>
+        <w:rPr>
+          <w:sz w:val="28"/>
+          <w:szCs w:val="28"/>
+        </w:rPr>
+      </w:pPr>
+      <w:r>
+        <w:rPr>
+          <w:sz w:val="28"/>
+          <w:szCs w:val="28"/>
+        </w:rPr>
+        <w:t>book_form.php — форма добавления и редактирования книги;</w:t>
+      </w:r>
+    </w:p>
+    <w:p>
+      <w:pPr>
+        <w:spacing w:line="360" w:lineRule="auto"/>
+        <w:ind w:firstLine="425"/>
+        <w:jc w:val="both"/>
+        <w:rPr>
+          <w:sz w:val="28"/>
+          <w:szCs w:val="28"/>
+        </w:rPr>
+      </w:pPr>
+      <w:r>
+        <w:rPr>
+          <w:sz w:val="28"/>
+          <w:szCs w:val="28"/>
+        </w:rPr>
+        <w:t>delete_book.php — обработчик удаления книги;</w:t>
+      </w:r>
+    </w:p>
+    <w:p>
+      <w:pPr>
+        <w:spacing w:line="360" w:lineRule="auto"/>
+        <w:ind w:firstLine="425"/>
+        <w:jc w:val="both"/>
+        <w:rPr>
+          <w:sz w:val="28"/>
+          <w:szCs w:val="28"/>
+        </w:rPr>
+      </w:pPr>
+      <w:r>
+        <w:rPr>
+          <w:sz w:val="28"/>
+          <w:szCs w:val="28"/>
+        </w:rPr>
+        <w:t>users.php — страница управления пользователями;</w:t>
+      </w:r>
+    </w:p>
+    <w:p>
+      <w:pPr>
+        <w:spacing w:line="360" w:lineRule="auto"/>
+        <w:ind w:firstLine="425"/>
+        <w:jc w:val="both"/>
+        <w:rPr>
+          <w:sz w:val="28"/>
+          <w:szCs w:val="28"/>
+        </w:rPr>
+      </w:pPr>
+      <w:r>
+        <w:rPr>
+          <w:sz w:val="28"/>
+          <w:szCs w:val="28"/>
+        </w:rPr>
+        <w:t>logout.php — выход из системы.</w:t>
+      </w:r>
+    </w:p>
+    <w:p>
+      <w:pPr>
+        <w:spacing w:line="360" w:lineRule="auto"/>
+        <w:ind w:firstLine="425"/>
+        <w:jc w:val="both"/>
         <w:rPr>
           <w:b/>
           <w:bCs/>
           <w:sz w:val="28"/>
           <w:szCs w:val="28"/>
         </w:rPr>
+      </w:pPr>
+      <w:r>
+        <w:rPr>
+          <w:b/>
+          <w:bCs/>
+          <w:sz w:val="28"/>
+          <w:szCs w:val="28"/>
+        </w:rPr>
         <w:t>Также были созданы вспомогательные файлы:</w:t>
       </w:r>
     </w:p>
@@ -2347,21 +2200,12 @@
           <w:szCs w:val="28"/>
         </w:rPr>
       </w:pPr>
-      <w:proofErr w:type="spellStart"/>
-      <w:r>
-        <w:rPr>
-          <w:sz w:val="28"/>
-          <w:szCs w:val="28"/>
-        </w:rPr>
-        <w:t>bootstrap.php</w:t>
-      </w:r>
-      <w:proofErr w:type="spellEnd"/>
-      <w:r>
-        <w:rPr>
-          <w:sz w:val="28"/>
-          <w:szCs w:val="28"/>
-        </w:rPr>
-        <w:t xml:space="preserve"> — подключение основных модулей и запуск приложения;</w:t>
+      <w:r>
+        <w:rPr>
+          <w:sz w:val="28"/>
+          <w:szCs w:val="28"/>
+        </w:rPr>
+        <w:t>bootstrap.php — подключение основных модулей и запуск приложения;</w:t>
       </w:r>
     </w:p>
     <w:p>
@@ -2374,21 +2218,12 @@
           <w:szCs w:val="28"/>
         </w:rPr>
       </w:pPr>
-      <w:proofErr w:type="spellStart"/>
-      <w:r>
-        <w:rPr>
-          <w:sz w:val="28"/>
-          <w:szCs w:val="28"/>
-        </w:rPr>
-        <w:t>auth.php</w:t>
-      </w:r>
-      <w:proofErr w:type="spellEnd"/>
-      <w:r>
-        <w:rPr>
-          <w:sz w:val="28"/>
-          <w:szCs w:val="28"/>
-        </w:rPr>
-        <w:t xml:space="preserve"> — функции авторизации и проверки прав;</w:t>
+      <w:r>
+        <w:rPr>
+          <w:sz w:val="28"/>
+          <w:szCs w:val="28"/>
+        </w:rPr>
+        <w:t>auth.php — функции авторизации и проверки прав;</w:t>
       </w:r>
     </w:p>
     <w:p>
@@ -2401,21 +2236,12 @@
           <w:szCs w:val="28"/>
         </w:rPr>
       </w:pPr>
-      <w:proofErr w:type="spellStart"/>
-      <w:r>
-        <w:rPr>
-          <w:sz w:val="28"/>
-          <w:szCs w:val="28"/>
-        </w:rPr>
-        <w:t>storage.php</w:t>
-      </w:r>
-      <w:proofErr w:type="spellEnd"/>
-      <w:r>
-        <w:rPr>
-          <w:sz w:val="28"/>
-          <w:szCs w:val="28"/>
-        </w:rPr>
-        <w:t xml:space="preserve"> — функции чтения и записи JSON-файлов;</w:t>
+      <w:r>
+        <w:rPr>
+          <w:sz w:val="28"/>
+          <w:szCs w:val="28"/>
+        </w:rPr>
+        <w:t>storage.php — функции чтения и записи JSON-файлов;</w:t>
       </w:r>
     </w:p>
     <w:p>
@@ -2428,21 +2254,12 @@
           <w:szCs w:val="28"/>
         </w:rPr>
       </w:pPr>
-      <w:proofErr w:type="spellStart"/>
-      <w:r>
-        <w:rPr>
-          <w:sz w:val="28"/>
-          <w:szCs w:val="28"/>
-        </w:rPr>
-        <w:t>layout.php</w:t>
-      </w:r>
-      <w:proofErr w:type="spellEnd"/>
-      <w:r>
-        <w:rPr>
-          <w:sz w:val="28"/>
-          <w:szCs w:val="28"/>
-        </w:rPr>
-        <w:t xml:space="preserve"> — общий шаблон интерфейса;</w:t>
+      <w:r>
+        <w:rPr>
+          <w:sz w:val="28"/>
+          <w:szCs w:val="28"/>
+        </w:rPr>
+        <w:t>layout.php — общий шаблон интерфейса;</w:t>
       </w:r>
     </w:p>
     <w:p>
@@ -2461,40 +2278,6 @@
           <w:szCs w:val="28"/>
         </w:rPr>
         <w:t>styles.css — стили оформления приложения.</w:t>
-      </w:r>
-    </w:p>
-    <w:p>
-      <w:pPr>
-        <w:spacing w:line="360" w:lineRule="auto"/>
-        <w:ind w:firstLine="425"/>
-        <w:jc w:val="both"/>
-        <w:rPr>
-          <w:sz w:val="28"/>
-          <w:szCs w:val="28"/>
-        </w:rPr>
-      </w:pPr>
-      <w:r>
-        <w:rPr>
-          <w:sz w:val="28"/>
-          <w:szCs w:val="28"/>
-        </w:rPr>
-        <w:t xml:space="preserve">В приложении используется сессия PHP для хранения информации об авторизованном пользователе. Для защиты форм применяется CSRF-токен. Пароли пользователей сохраняются не в открытом виде, а в виде </w:t>
-      </w:r>
-      <w:proofErr w:type="spellStart"/>
-      <w:r>
-        <w:rPr>
-          <w:sz w:val="28"/>
-          <w:szCs w:val="28"/>
-        </w:rPr>
-        <w:t>хеша</w:t>
-      </w:r>
-      <w:proofErr w:type="spellEnd"/>
-      <w:r>
-        <w:rPr>
-          <w:sz w:val="28"/>
-          <w:szCs w:val="28"/>
-        </w:rPr>
-        <w:t>.</w:t>
       </w:r>
     </w:p>
     <w:p>
@@ -2649,15 +2432,7 @@
           <w:sz w:val="28"/>
           <w:szCs w:val="28"/>
         </w:rPr>
-        <w:t xml:space="preserve">Администратор имеет полный доступ ко всем возможностям системы. Обычный пользователь после регистрации получает право только на просмотр </w:t>
-      </w:r>
-      <w:r>
-        <w:rPr>
-          <w:sz w:val="28"/>
-          <w:szCs w:val="28"/>
-        </w:rPr>
-        <w:lastRenderedPageBreak/>
-        <w:t>каталога.</w:t>
+        <w:t>Администратор имеет полный доступ ко всем возможностям системы. Обычный пользователь после регистрации получает право только на просмотр каталога.</w:t>
       </w:r>
     </w:p>
     <w:p>
@@ -2697,21 +2472,16 @@
           <w:sz w:val="28"/>
           <w:szCs w:val="28"/>
         </w:rPr>
-        <w:t>В ходе работы были закреплены навыки разработки PHP-приложений, обработки GET- и POST-запросов, работы с формами, массивами и файлами. Также была реализована простая модель авторизации и разграничения прав.</w:t>
-      </w:r>
-    </w:p>
-    <w:p>
-      <w:pPr>
-        <w:spacing w:line="360" w:lineRule="auto"/>
-        <w:ind w:firstLine="425"/>
-        <w:jc w:val="both"/>
-        <w:rPr>
-          <w:b/>
-          <w:bCs/>
-          <w:sz w:val="28"/>
-          <w:szCs w:val="28"/>
-        </w:rPr>
-      </w:pPr>
+        <w:t xml:space="preserve">В ходе работы были закреплены навыки разработки PHP-приложений, обработки GET- и POST-запросов, работы с формами, массивами и файлами. </w:t>
+      </w:r>
+      <w:r>
+        <w:rPr>
+          <w:sz w:val="28"/>
+          <w:szCs w:val="28"/>
+        </w:rPr>
+        <w:lastRenderedPageBreak/>
+        <w:t>Также была реализована простая модель авторизации и разграничения прав.</w:t>
+      </w:r>
     </w:p>
     <w:sectPr>
       <w:pgSz w:w="11906" w:h="16838"/>
@@ -2821,7 +2591,7 @@
       <w:lvlText w:val="%1."/>
       <w:lvlJc w:val="left"/>
       <w:pPr>
-        <w:ind w:left="1145" w:hanging="360"/>
+        <w:ind w:left="786" w:hanging="360"/>
       </w:pPr>
     </w:lvl>
     <w:lvl w:ilvl="1" w:tplc="04190019" w:tentative="1">
@@ -2830,7 +2600,7 @@
       <w:lvlText w:val="%2."/>
       <w:lvlJc w:val="left"/>
       <w:pPr>
-        <w:ind w:left="1865" w:hanging="360"/>
+        <w:ind w:left="1506" w:hanging="360"/>
       </w:pPr>
     </w:lvl>
     <w:lvl w:ilvl="2" w:tplc="0419001B" w:tentative="1">
@@ -2839,7 +2609,7 @@
       <w:lvlText w:val="%3."/>
       <w:lvlJc w:val="right"/>
       <w:pPr>
-        <w:ind w:left="2585" w:hanging="180"/>
+        <w:ind w:left="2226" w:hanging="180"/>
       </w:pPr>
     </w:lvl>
     <w:lvl w:ilvl="3" w:tplc="0419000F" w:tentative="1">
@@ -2848,7 +2618,7 @@
       <w:lvlText w:val="%4."/>
       <w:lvlJc w:val="left"/>
       <w:pPr>
-        <w:ind w:left="3305" w:hanging="360"/>
+        <w:ind w:left="2946" w:hanging="360"/>
       </w:pPr>
     </w:lvl>
     <w:lvl w:ilvl="4" w:tplc="04190019" w:tentative="1">
@@ -2857,7 +2627,7 @@
       <w:lvlText w:val="%5."/>
       <w:lvlJc w:val="left"/>
       <w:pPr>
-        <w:ind w:left="4025" w:hanging="360"/>
+        <w:ind w:left="3666" w:hanging="360"/>
       </w:pPr>
     </w:lvl>
     <w:lvl w:ilvl="5" w:tplc="0419001B" w:tentative="1">
@@ -2866,7 +2636,7 @@
       <w:lvlText w:val="%6."/>
       <w:lvlJc w:val="right"/>
       <w:pPr>
-        <w:ind w:left="4745" w:hanging="180"/>
+        <w:ind w:left="4386" w:hanging="180"/>
       </w:pPr>
     </w:lvl>
     <w:lvl w:ilvl="6" w:tplc="0419000F" w:tentative="1">
@@ -2875,7 +2645,7 @@
       <w:lvlText w:val="%7."/>
       <w:lvlJc w:val="left"/>
       <w:pPr>
-        <w:ind w:left="5465" w:hanging="360"/>
+        <w:ind w:left="5106" w:hanging="360"/>
       </w:pPr>
     </w:lvl>
     <w:lvl w:ilvl="7" w:tplc="04190019" w:tentative="1">
@@ -2884,7 +2654,7 @@
       <w:lvlText w:val="%8."/>
       <w:lvlJc w:val="left"/>
       <w:pPr>
-        <w:ind w:left="6185" w:hanging="360"/>
+        <w:ind w:left="5826" w:hanging="360"/>
       </w:pPr>
     </w:lvl>
     <w:lvl w:ilvl="8" w:tplc="0419001B" w:tentative="1">
@@ -2893,7 +2663,7 @@
       <w:lvlText w:val="%9."/>
       <w:lvlJc w:val="right"/>
       <w:pPr>
-        <w:ind w:left="6905" w:hanging="180"/>
+        <w:ind w:left="6546" w:hanging="180"/>
       </w:pPr>
     </w:lvl>
   </w:abstractNum>
